--- a/INDUSTRY_PROJECT_REPORT_UPDATED.docx
+++ b/INDUSTRY_PROJECT_REPORT_UPDATED.docx
@@ -21,6 +21,17 @@
           <w:szCs w:val="20"/>
         </w:rPr>
         <w:t xml:space="preserve">   </w:t>
+      </w:r>
+      <w:r>
+        <w:rPr>
+          <w:rFonts w:ascii="Times New Roman" w:eastAsia="Arial" w:hAnsi="Times New Roman" w:cs="Times New Roman"/>
+          <w:b/>
+          <w:bCs/>
+          <w:caps/>
+          <w:color w:val="888888"/>
+          <w:sz w:val="20"/>
+          <w:szCs w:val="20"/>
+        </w:rPr>
         <w:tab/>
         <w:t xml:space="preserve">  INDUSTRY PROJECT REPORT</w:t>
       </w:r>
@@ -72,7 +83,7 @@
           <w:sz w:val="26"/>
           <w:szCs w:val="26"/>
         </w:rPr>
-        <w:t>Using Python, Machine Learning &amp; Power BI</w:t>
+        <w:t>Using Python, &amp; Power BI</w:t>
       </w:r>
     </w:p>
     <w:p>
@@ -105,6 +116,12 @@
         </w:rPr>
         <w:t xml:space="preserve">Mohammad junaid </w:t>
       </w:r>
+      <w:r>
+        <w:rPr>
+          <w:rFonts w:ascii="Times New Roman" w:eastAsia="Arial" w:hAnsi="Times New Roman" w:cs="Times New Roman"/>
+        </w:rPr>
+        <w:t>shaikh</w:t>
+      </w:r>
     </w:p>
     <w:p>
       <w:pPr>
@@ -133,10 +150,10 @@
     </w:p>
     <w:p>
       <w:pPr>
-        <w:jc w:val="center"/>
-        <w:rPr>
-          <w:rFonts w:ascii="Times New Roman" w:hAnsi="Times New Roman" w:cs="Times New Roman"/>
-          <w:color w:val="EE0000"/>
+        <w:spacing w:before="240"/>
+        <w:ind w:left="1440"/>
+        <w:rPr>
+          <w:rFonts w:ascii="Times New Roman" w:hAnsi="Times New Roman" w:cs="Times New Roman"/>
         </w:rPr>
       </w:pPr>
       <w:r>
@@ -144,16 +161,8 @@
           <w:rFonts w:ascii="Times New Roman" w:eastAsia="Arial" w:hAnsi="Times New Roman" w:cs="Times New Roman"/>
           <w:color w:val="EE0000"/>
         </w:rPr>
-        <w:t>https://github.com/surajmondal2005/industry_project_tcs</w:t>
-      </w:r>
-    </w:p>
-    <w:p>
-      <w:pPr>
-        <w:spacing w:before="240"/>
-        <w:rPr>
-          <w:rFonts w:ascii="Times New Roman" w:hAnsi="Times New Roman" w:cs="Times New Roman"/>
-        </w:rPr>
-      </w:pPr>
+        <w:t>https://github.com/mdjunaid23/TCS_industry-_project_4thsem.git</w:t>
+      </w:r>
     </w:p>
     <w:p>
       <w:pPr>
@@ -173,7 +182,34 @@
           <w:bCs/>
           <w:color w:val="0D0D0D" w:themeColor="text1" w:themeTint="F2"/>
         </w:rPr>
-        <w:t>Academic Year: 2024–2025</w:t>
+        <w:t>Academic Year: 202</w:t>
+      </w:r>
+      <w:r>
+        <w:rPr>
+          <w:rFonts w:ascii="Times New Roman" w:eastAsia="Arial" w:hAnsi="Times New Roman" w:cs="Times New Roman"/>
+          <w:b/>
+          <w:bCs/>
+          <w:color w:val="0D0D0D" w:themeColor="text1" w:themeTint="F2"/>
+        </w:rPr>
+        <w:t>5</w:t>
+      </w:r>
+      <w:r>
+        <w:rPr>
+          <w:rFonts w:ascii="Times New Roman" w:eastAsia="Arial" w:hAnsi="Times New Roman" w:cs="Times New Roman"/>
+          <w:b/>
+          <w:bCs/>
+          <w:color w:val="0D0D0D" w:themeColor="text1" w:themeTint="F2"/>
+        </w:rPr>
+        <w:t>–202</w:t>
+      </w:r>
+      <w:r>
+        <w:rPr>
+          <w:rFonts w:ascii="Times New Roman" w:eastAsia="Arial" w:hAnsi="Times New Roman" w:cs="Times New Roman"/>
+          <w:b/>
+          <w:bCs/>
+          <w:color w:val="0D0D0D" w:themeColor="text1" w:themeTint="F2"/>
+        </w:rPr>
+        <w:t>6</w:t>
       </w:r>
     </w:p>
     <w:p>
@@ -328,6 +364,7 @@
           <w:rFonts w:ascii="Times New Roman" w:hAnsi="Times New Roman" w:cs="Times New Roman"/>
           <w:sz w:val="36"/>
           <w:szCs w:val="36"/>
+          <w:u w:val="single"/>
         </w:rPr>
       </w:pPr>
       <w:r>
@@ -335,6 +372,7 @@
           <w:rFonts w:ascii="Times New Roman" w:hAnsi="Times New Roman" w:cs="Times New Roman"/>
           <w:sz w:val="36"/>
           <w:szCs w:val="36"/>
+          <w:u w:val="single"/>
         </w:rPr>
         <w:lastRenderedPageBreak/>
         <w:t>Abstract</w:t>
@@ -342,21 +380,92 @@
     </w:p>
     <w:p>
       <w:pPr>
-        <w:spacing w:before="120" w:after="360"/>
-        <w:jc w:val="both"/>
-        <w:rPr>
-          <w:rFonts w:ascii="Times New Roman" w:hAnsi="Times New Roman" w:cs="Times New Roman"/>
-          <w:sz w:val="24"/>
-          <w:szCs w:val="24"/>
-        </w:rPr>
-      </w:pPr>
-      <w:r>
-        <w:rPr>
-          <w:rFonts w:ascii="Times New Roman" w:hAnsi="Times New Roman" w:cs="Times New Roman"/>
-          <w:sz w:val="24"/>
-          <w:szCs w:val="24"/>
-        </w:rPr>
-        <w:t>This report presents a comprehensive analysis of retail sales performance conducted as part of an industry-level academic project. The study leverages a transactional retail dataset to uncover patterns in sales trends, customer behaviour, and product category performance. Using Python-based data analysis libraries — namely Pandas, NumPy, and Scikit-learn — the project performs end-to-end data processing, exploratory analysis, and machine learning-based customer segmentation. The insights derived are visualised through an interactive Power BI dashboard, enabling stakeholders to make informed, data-driven decisions. Key findings indicate that the Electronics category drives the highest revenue, female customers account for a marginally larger share of total sales, and K-Means clustering successfully segments customers into low-, medium-, and high-value groups.</w:t>
+        <w:jc w:val="both"/>
+        <w:rPr>
+          <w:rFonts w:ascii="Times New Roman" w:hAnsi="Times New Roman" w:cs="Times New Roman"/>
+          <w:sz w:val="24"/>
+          <w:szCs w:val="24"/>
+        </w:rPr>
+      </w:pPr>
+      <w:r>
+        <w:rPr>
+          <w:rFonts w:ascii="Times New Roman" w:hAnsi="Times New Roman" w:cs="Times New Roman"/>
+          <w:sz w:val="24"/>
+          <w:szCs w:val="24"/>
+        </w:rPr>
+        <w:t xml:space="preserve">This project presents the development of an interactive </w:t>
+      </w:r>
+      <w:r>
+        <w:rPr>
+          <w:rFonts w:ascii="Times New Roman" w:hAnsi="Times New Roman" w:cs="Times New Roman"/>
+          <w:b/>
+          <w:bCs/>
+          <w:sz w:val="24"/>
+          <w:szCs w:val="24"/>
+        </w:rPr>
+        <w:t>Retail Sales Performance Dashboard</w:t>
+      </w:r>
+      <w:r>
+        <w:rPr>
+          <w:rFonts w:ascii="Times New Roman" w:hAnsi="Times New Roman" w:cs="Times New Roman"/>
+          <w:sz w:val="24"/>
+          <w:szCs w:val="24"/>
+        </w:rPr>
+        <w:t xml:space="preserve"> using Power BI to analyze and visualize retail transaction data. The primary objective of the project is to transform raw sales data into meaningful insights that support effective business decision-making.The dataset consists of transactional details such as product categories, customer demographics, sales amounts, and purchase dates. Data preprocessing techniques were applied, including data cleaning, feature engineering, and transformation. New attributes such as </w:t>
+      </w:r>
+      <w:r>
+        <w:rPr>
+          <w:rFonts w:ascii="Times New Roman" w:hAnsi="Times New Roman" w:cs="Times New Roman"/>
+          <w:b/>
+          <w:bCs/>
+          <w:sz w:val="24"/>
+          <w:szCs w:val="24"/>
+        </w:rPr>
+        <w:t>Age Group segmentation</w:t>
+      </w:r>
+      <w:r>
+        <w:rPr>
+          <w:rFonts w:ascii="Times New Roman" w:hAnsi="Times New Roman" w:cs="Times New Roman"/>
+          <w:sz w:val="24"/>
+          <w:szCs w:val="24"/>
+        </w:rPr>
+        <w:t xml:space="preserve"> and </w:t>
+      </w:r>
+      <w:r>
+        <w:rPr>
+          <w:rFonts w:ascii="Times New Roman" w:hAnsi="Times New Roman" w:cs="Times New Roman"/>
+          <w:b/>
+          <w:bCs/>
+          <w:sz w:val="24"/>
+          <w:szCs w:val="24"/>
+        </w:rPr>
+        <w:t>Month extraction</w:t>
+      </w:r>
+      <w:r>
+        <w:rPr>
+          <w:rFonts w:ascii="Times New Roman" w:hAnsi="Times New Roman" w:cs="Times New Roman"/>
+          <w:sz w:val="24"/>
+          <w:szCs w:val="24"/>
+        </w:rPr>
+        <w:t xml:space="preserve"> were created to enable better analysis.The dashboard provides key performance indicators (KPIs) such as total sales, total transactions, quantity sold, and average sales. Various visualizations including line charts, bar charts, pie charts, and donut charts were used to represent sales trends, product performance, and customer behavior. Interactive filters further enhance user experience by allowing dynamic data exploration.The analysis reveals important insights such as declining sales trends over time, strong performance of Electronics and Clothing categories, balanced gender contribution, and higher purchasing activity among the 36–50 age group.</w:t>
+      </w:r>
+    </w:p>
+    <w:p>
+      <w:pPr>
+        <w:jc w:val="both"/>
+        <w:rPr>
+          <w:rFonts w:ascii="Times New Roman" w:hAnsi="Times New Roman" w:cs="Times New Roman"/>
+          <w:sz w:val="24"/>
+          <w:szCs w:val="24"/>
+        </w:rPr>
+      </w:pPr>
+      <w:r>
+        <w:rPr>
+          <w:rFonts w:ascii="Times New Roman" w:hAnsi="Times New Roman" w:cs="Times New Roman"/>
+          <w:sz w:val="24"/>
+          <w:szCs w:val="24"/>
+        </w:rPr>
+        <w:t>Overall, this project demonstrates how data analytics and visualization tools can be effectively used to monitor business performance, identify trends, and support strategic planning in the retail sector.</w:t>
       </w:r>
     </w:p>
     <w:p>
@@ -628,6 +737,16 @@
           <w:u w:val="single"/>
         </w:rPr>
         <w:t>Figure 1: Complete Dashboard Overview</w:t>
+      </w:r>
+      <w:r>
+        <w:rPr>
+          <w:rFonts w:ascii="Times New Roman" w:hAnsi="Times New Roman" w:cs="Times New Roman"/>
+          <w:b/>
+          <w:bCs/>
+          <w:sz w:val="24"/>
+          <w:szCs w:val="24"/>
+          <w:u w:val="single"/>
+        </w:rPr>
         <w:br/>
       </w:r>
     </w:p>
@@ -1504,23 +1623,23 @@
           <w:sz w:val="24"/>
           <w:szCs w:val="24"/>
         </w:rPr>
-        <w:t xml:space="preserve">To support the Power BI analysis, the dataset was pre-processed using Python and the Pandas library. The following script was used for data cleaning, transformation, and feature engineering:</w:t>
-      </w:r>
-    </w:p>
-    <w:p>
-      <w:pPr>
-        <w:jc w:val="both"/>
-        <w:rPr>
+        <w:t>To support the Power BI analysis, the dataset was pre-processed using Python and the Pandas library. The following script was used for data cleaning, transformation, and feature engineering:</w:t>
+      </w:r>
+    </w:p>
+    <w:p>
+      <w:pPr>
+        <w:jc w:val="both"/>
+        <w:rPr>
+          <w:rFonts w:ascii="Times New Roman" w:hAnsi="Times New Roman" w:cs="Times New Roman"/>
           <w:b/>
-          <w:rFonts w:ascii="Times New Roman" w:hAnsi="Times New Roman" w:cs="Times New Roman"/>
-          <w:sz w:val="24"/>
-          <w:szCs w:val="24"/>
-        </w:rPr>
-      </w:pPr>
-      <w:r>
-        <w:rPr>
+          <w:sz w:val="24"/>
+          <w:szCs w:val="24"/>
+        </w:rPr>
+      </w:pPr>
+      <w:r>
+        <w:rPr>
+          <w:rFonts w:ascii="Times New Roman" w:hAnsi="Times New Roman" w:cs="Times New Roman"/>
           <w:b/>
-          <w:rFonts w:ascii="Times New Roman" w:hAnsi="Times New Roman" w:cs="Times New Roman"/>
           <w:sz w:val="24"/>
           <w:szCs w:val="24"/>
         </w:rPr>
@@ -1532,409 +1651,410 @@
         <w:jc w:val="both"/>
         <w:rPr>
           <w:rFonts w:ascii="Courier New" w:hAnsi="Courier New" w:cs="Courier New"/>
+          <w:color w:val="1F497D"/>
           <w:sz w:val="20"/>
           <w:szCs w:val="20"/>
+        </w:rPr>
+      </w:pPr>
+      <w:r>
+        <w:rPr>
+          <w:rFonts w:ascii="Courier New" w:hAnsi="Courier New" w:cs="Courier New"/>
           <w:color w:val="1F497D"/>
-        </w:rPr>
-      </w:pPr>
-      <w:r>
-        <w:rPr>
-          <w:rFonts w:ascii="Courier New" w:hAnsi="Courier New" w:cs="Courier New"/>
           <w:sz w:val="20"/>
           <w:szCs w:val="20"/>
+        </w:rPr>
+        <w:t>import pandas as pd</w:t>
+      </w:r>
+    </w:p>
+    <w:p>
+      <w:pPr>
+        <w:jc w:val="both"/>
+        <w:rPr>
+          <w:rFonts w:ascii="Courier New" w:hAnsi="Courier New" w:cs="Courier New"/>
           <w:color w:val="1F497D"/>
-        </w:rPr>
-        <w:t xml:space="preserve">import pandas as pd</w:t>
-      </w:r>
-    </w:p>
-    <w:p>
-      <w:pPr>
-        <w:jc w:val="both"/>
-        <w:rPr>
-          <w:rFonts w:ascii="Courier New" w:hAnsi="Courier New" w:cs="Courier New"/>
           <w:sz w:val="20"/>
           <w:szCs w:val="20"/>
+        </w:rPr>
+      </w:pPr>
+      <w:r>
+        <w:rPr>
+          <w:rFonts w:ascii="Courier New" w:hAnsi="Courier New" w:cs="Courier New"/>
           <w:color w:val="1F497D"/>
-        </w:rPr>
-      </w:pPr>
-      <w:r>
-        <w:rPr>
-          <w:rFonts w:ascii="Courier New" w:hAnsi="Courier New" w:cs="Courier New"/>
           <w:sz w:val="20"/>
           <w:szCs w:val="20"/>
+        </w:rPr>
+        <w:t>df = pd.read_csv(“Retail_Sales_Dataset.csv”)</w:t>
+      </w:r>
+    </w:p>
+    <w:p>
+      <w:pPr>
+        <w:jc w:val="both"/>
+        <w:rPr>
+          <w:rFonts w:ascii="Times New Roman" w:hAnsi="Times New Roman" w:cs="Times New Roman"/>
+          <w:b/>
+          <w:sz w:val="24"/>
+          <w:szCs w:val="24"/>
+        </w:rPr>
+      </w:pPr>
+      <w:r>
+        <w:rPr>
+          <w:rFonts w:ascii="Times New Roman" w:hAnsi="Times New Roman" w:cs="Times New Roman"/>
+          <w:b/>
+          <w:sz w:val="24"/>
+          <w:szCs w:val="24"/>
+        </w:rPr>
+        <w:t>Step 2: Data Cleaning</w:t>
+      </w:r>
+    </w:p>
+    <w:p>
+      <w:pPr>
+        <w:jc w:val="both"/>
+        <w:rPr>
+          <w:rFonts w:ascii="Times New Roman" w:hAnsi="Times New Roman" w:cs="Times New Roman"/>
+          <w:sz w:val="24"/>
+          <w:szCs w:val="24"/>
+        </w:rPr>
+      </w:pPr>
+      <w:r>
+        <w:rPr>
+          <w:rFonts w:ascii="Times New Roman" w:hAnsi="Times New Roman" w:cs="Times New Roman"/>
+          <w:sz w:val="24"/>
+          <w:szCs w:val="24"/>
+        </w:rPr>
+        <w:t>Duplicate rows were removed and missing values were handled using forward fill to maintain data continuity. The Date column was also converted to datetime format for time-based operations:</w:t>
+      </w:r>
+    </w:p>
+    <w:p>
+      <w:pPr>
+        <w:jc w:val="both"/>
+        <w:rPr>
+          <w:rFonts w:ascii="Courier New" w:hAnsi="Courier New" w:cs="Courier New"/>
           <w:color w:val="1F497D"/>
-        </w:rPr>
-        <w:t xml:space="preserve">df = pd.read_csv(“Retail_Sales_Dataset.csv”)</w:t>
-      </w:r>
-    </w:p>
-    <w:p>
-      <w:pPr>
-        <w:jc w:val="both"/>
-        <w:rPr>
-          <w:b/>
-          <w:rFonts w:ascii="Times New Roman" w:hAnsi="Times New Roman" w:cs="Times New Roman"/>
-          <w:sz w:val="24"/>
-          <w:szCs w:val="24"/>
-        </w:rPr>
-      </w:pPr>
-      <w:r>
-        <w:rPr>
-          <w:b/>
-          <w:rFonts w:ascii="Times New Roman" w:hAnsi="Times New Roman" w:cs="Times New Roman"/>
-          <w:sz w:val="24"/>
-          <w:szCs w:val="24"/>
-        </w:rPr>
-        <w:t>Step 2: Data Cleaning</w:t>
-      </w:r>
-    </w:p>
-    <w:p>
-      <w:pPr>
-        <w:jc w:val="both"/>
-        <w:rPr>
-          <w:rFonts w:ascii="Times New Roman" w:hAnsi="Times New Roman" w:cs="Times New Roman"/>
-          <w:sz w:val="24"/>
-          <w:szCs w:val="24"/>
-        </w:rPr>
-      </w:pPr>
-      <w:r>
-        <w:rPr>
-          <w:rFonts w:ascii="Times New Roman" w:hAnsi="Times New Roman" w:cs="Times New Roman"/>
-          <w:sz w:val="24"/>
-          <w:szCs w:val="24"/>
-        </w:rPr>
-        <w:t xml:space="preserve">Duplicate rows were removed and missing values were handled using forward fill to maintain data continuity. The Date column was also converted to datetime format for time-based operations:</w:t>
-      </w:r>
-    </w:p>
-    <w:p>
-      <w:pPr>
-        <w:jc w:val="both"/>
-        <w:rPr>
-          <w:rFonts w:ascii="Courier New" w:hAnsi="Courier New" w:cs="Courier New"/>
           <w:sz w:val="20"/>
           <w:szCs w:val="20"/>
+        </w:rPr>
+      </w:pPr>
+      <w:r>
+        <w:rPr>
+          <w:rFonts w:ascii="Courier New" w:hAnsi="Courier New" w:cs="Courier New"/>
           <w:color w:val="1F497D"/>
-        </w:rPr>
-      </w:pPr>
-      <w:r>
-        <w:rPr>
-          <w:rFonts w:ascii="Courier New" w:hAnsi="Courier New" w:cs="Courier New"/>
           <w:sz w:val="20"/>
           <w:szCs w:val="20"/>
+        </w:rPr>
+        <w:t>df = df.drop_duplicates()</w:t>
+      </w:r>
+    </w:p>
+    <w:p>
+      <w:pPr>
+        <w:jc w:val="both"/>
+        <w:rPr>
+          <w:rFonts w:ascii="Courier New" w:hAnsi="Courier New" w:cs="Courier New"/>
           <w:color w:val="1F497D"/>
-        </w:rPr>
-        <w:t xml:space="preserve">df = df.drop_duplicates()</w:t>
-      </w:r>
-    </w:p>
-    <w:p>
-      <w:pPr>
-        <w:jc w:val="both"/>
-        <w:rPr>
-          <w:rFonts w:ascii="Courier New" w:hAnsi="Courier New" w:cs="Courier New"/>
           <w:sz w:val="20"/>
           <w:szCs w:val="20"/>
+        </w:rPr>
+      </w:pPr>
+      <w:r>
+        <w:rPr>
+          <w:rFonts w:ascii="Courier New" w:hAnsi="Courier New" w:cs="Courier New"/>
           <w:color w:val="1F497D"/>
-        </w:rPr>
-      </w:pPr>
-      <w:r>
-        <w:rPr>
-          <w:rFonts w:ascii="Courier New" w:hAnsi="Courier New" w:cs="Courier New"/>
           <w:sz w:val="20"/>
           <w:szCs w:val="20"/>
+        </w:rPr>
+        <w:t>df = df.fillna(method=‘ffill’)</w:t>
+      </w:r>
+    </w:p>
+    <w:p>
+      <w:pPr>
+        <w:jc w:val="both"/>
+        <w:rPr>
+          <w:rFonts w:ascii="Courier New" w:hAnsi="Courier New" w:cs="Courier New"/>
           <w:color w:val="1F497D"/>
-        </w:rPr>
-        <w:t xml:space="preserve">df = df.fillna(method=‘ffill’)</w:t>
-      </w:r>
-    </w:p>
-    <w:p>
-      <w:pPr>
-        <w:jc w:val="both"/>
-        <w:rPr>
-          <w:rFonts w:ascii="Courier New" w:hAnsi="Courier New" w:cs="Courier New"/>
           <w:sz w:val="20"/>
           <w:szCs w:val="20"/>
+        </w:rPr>
+      </w:pPr>
+      <w:r>
+        <w:rPr>
+          <w:rFonts w:ascii="Courier New" w:hAnsi="Courier New" w:cs="Courier New"/>
           <w:color w:val="1F497D"/>
-        </w:rPr>
-      </w:pPr>
-      <w:r>
-        <w:rPr>
-          <w:rFonts w:ascii="Courier New" w:hAnsi="Courier New" w:cs="Courier New"/>
           <w:sz w:val="20"/>
           <w:szCs w:val="20"/>
+        </w:rPr>
+        <w:t>df[‘Date’] = pd.to_datetime(df[‘Date’])</w:t>
+      </w:r>
+    </w:p>
+    <w:p>
+      <w:pPr>
+        <w:jc w:val="both"/>
+        <w:rPr>
+          <w:rFonts w:ascii="Times New Roman" w:hAnsi="Times New Roman" w:cs="Times New Roman"/>
+          <w:b/>
+          <w:sz w:val="24"/>
+          <w:szCs w:val="24"/>
+        </w:rPr>
+      </w:pPr>
+      <w:r>
+        <w:rPr>
+          <w:rFonts w:ascii="Times New Roman" w:hAnsi="Times New Roman" w:cs="Times New Roman"/>
+          <w:b/>
+          <w:sz w:val="24"/>
+          <w:szCs w:val="24"/>
+        </w:rPr>
+        <w:t>Step 3: Feature Engineering – Month and Age Group Columns</w:t>
+      </w:r>
+    </w:p>
+    <w:p>
+      <w:pPr>
+        <w:jc w:val="both"/>
+        <w:rPr>
+          <w:rFonts w:ascii="Times New Roman" w:hAnsi="Times New Roman" w:cs="Times New Roman"/>
+          <w:sz w:val="24"/>
+          <w:szCs w:val="24"/>
+        </w:rPr>
+      </w:pPr>
+      <w:r>
+        <w:rPr>
+          <w:rFonts w:ascii="Times New Roman" w:hAnsi="Times New Roman" w:cs="Times New Roman"/>
+          <w:sz w:val="24"/>
+          <w:szCs w:val="24"/>
+        </w:rPr>
+        <w:t>Two new derived columns were added: a Month column (extracted from the Date field) and an Age Group column that classifies customers into four segments – 18–25, 26–35, 36–50, and 50+. This categorization aligns with the age group analysis performed in Power BI:</w:t>
+      </w:r>
+    </w:p>
+    <w:p>
+      <w:pPr>
+        <w:jc w:val="both"/>
+        <w:rPr>
+          <w:rFonts w:ascii="Courier New" w:hAnsi="Courier New" w:cs="Courier New"/>
           <w:color w:val="1F497D"/>
-        </w:rPr>
-        <w:t xml:space="preserve">df[‘Date’] = pd.to_datetime(df[‘Date’])</w:t>
-      </w:r>
-    </w:p>
-    <w:p>
-      <w:pPr>
-        <w:jc w:val="both"/>
-        <w:rPr>
-          <w:b/>
-          <w:rFonts w:ascii="Times New Roman" w:hAnsi="Times New Roman" w:cs="Times New Roman"/>
-          <w:sz w:val="24"/>
-          <w:szCs w:val="24"/>
-        </w:rPr>
-      </w:pPr>
-      <w:r>
-        <w:rPr>
-          <w:b/>
-          <w:rFonts w:ascii="Times New Roman" w:hAnsi="Times New Roman" w:cs="Times New Roman"/>
-          <w:sz w:val="24"/>
-          <w:szCs w:val="24"/>
-        </w:rPr>
-        <w:t>Step 3: Feature Engineering – Month and Age Group Columns</w:t>
-      </w:r>
-    </w:p>
-    <w:p>
-      <w:pPr>
-        <w:jc w:val="both"/>
-        <w:rPr>
-          <w:rFonts w:ascii="Times New Roman" w:hAnsi="Times New Roman" w:cs="Times New Roman"/>
-          <w:sz w:val="24"/>
-          <w:szCs w:val="24"/>
-        </w:rPr>
-      </w:pPr>
-      <w:r>
-        <w:rPr>
-          <w:rFonts w:ascii="Times New Roman" w:hAnsi="Times New Roman" w:cs="Times New Roman"/>
-          <w:sz w:val="24"/>
-          <w:szCs w:val="24"/>
-        </w:rPr>
-        <w:t xml:space="preserve">Two new derived columns were added: a Month column (extracted from the Date field) and an Age Group column that classifies customers into four segments – 18–25, 26–35, 36–50, and 50+. This categorization aligns with the age group analysis performed in Power BI:</w:t>
-      </w:r>
-    </w:p>
-    <w:p>
-      <w:pPr>
-        <w:jc w:val="both"/>
-        <w:rPr>
-          <w:rFonts w:ascii="Courier New" w:hAnsi="Courier New" w:cs="Courier New"/>
           <w:sz w:val="20"/>
           <w:szCs w:val="20"/>
+        </w:rPr>
+      </w:pPr>
+      <w:r>
+        <w:rPr>
+          <w:rFonts w:ascii="Courier New" w:hAnsi="Courier New" w:cs="Courier New"/>
           <w:color w:val="1F497D"/>
-        </w:rPr>
-      </w:pPr>
-      <w:r>
-        <w:rPr>
-          <w:rFonts w:ascii="Courier New" w:hAnsi="Courier New" w:cs="Courier New"/>
           <w:sz w:val="20"/>
           <w:szCs w:val="20"/>
+        </w:rPr>
+        <w:t>df[‘Month’] = df[‘Date’].dt.strftime(‘%b’)</w:t>
+      </w:r>
+    </w:p>
+    <w:p>
+      <w:pPr>
+        <w:jc w:val="both"/>
+        <w:rPr>
+          <w:rFonts w:ascii="Courier New" w:hAnsi="Courier New" w:cs="Courier New"/>
           <w:color w:val="1F497D"/>
-        </w:rPr>
-        <w:t xml:space="preserve">df[‘Month’] = df[‘Date’].dt.strftime(‘%b’)</w:t>
-      </w:r>
-    </w:p>
-    <w:p>
-      <w:pPr>
-        <w:jc w:val="both"/>
-        <w:rPr>
-          <w:rFonts w:ascii="Courier New" w:hAnsi="Courier New" w:cs="Courier New"/>
           <w:sz w:val="20"/>
           <w:szCs w:val="20"/>
+        </w:rPr>
+      </w:pPr>
+      <w:r>
+        <w:rPr>
+          <w:rFonts w:ascii="Courier New" w:hAnsi="Courier New" w:cs="Courier New"/>
           <w:color w:val="1F497D"/>
-        </w:rPr>
-      </w:pPr>
-      <w:r>
-        <w:rPr>
-          <w:rFonts w:ascii="Courier New" w:hAnsi="Courier New" w:cs="Courier New"/>
           <w:sz w:val="20"/>
           <w:szCs w:val="20"/>
+        </w:rPr>
+        <w:t>def age_group(age):</w:t>
+      </w:r>
+    </w:p>
+    <w:p>
+      <w:pPr>
+        <w:jc w:val="both"/>
+        <w:rPr>
+          <w:rFonts w:ascii="Courier New" w:hAnsi="Courier New" w:cs="Courier New"/>
           <w:color w:val="1F497D"/>
-        </w:rPr>
-        <w:t xml:space="preserve">def age_group(age):</w:t>
-      </w:r>
-    </w:p>
-    <w:p>
-      <w:pPr>
-        <w:jc w:val="both"/>
-        <w:rPr>
-          <w:rFonts w:ascii="Courier New" w:hAnsi="Courier New" w:cs="Courier New"/>
           <w:sz w:val="20"/>
           <w:szCs w:val="20"/>
+        </w:rPr>
+      </w:pPr>
+      <w:r>
+        <w:rPr>
+          <w:rFonts w:ascii="Courier New" w:hAnsi="Courier New" w:cs="Courier New"/>
           <w:color w:val="1F497D"/>
-        </w:rPr>
-      </w:pPr>
-      <w:r>
-        <w:rPr>
-          <w:rFonts w:ascii="Courier New" w:hAnsi="Courier New" w:cs="Courier New"/>
           <w:sz w:val="20"/>
           <w:szCs w:val="20"/>
+        </w:rPr>
+        <w:t xml:space="preserve">    if age &lt;= 25: return “18-25”</w:t>
+      </w:r>
+    </w:p>
+    <w:p>
+      <w:pPr>
+        <w:jc w:val="both"/>
+        <w:rPr>
+          <w:rFonts w:ascii="Courier New" w:hAnsi="Courier New" w:cs="Courier New"/>
           <w:color w:val="1F497D"/>
-        </w:rPr>
-        <w:t xml:space="preserve">    if age &lt;= 25: return “18-25”</w:t>
-      </w:r>
-    </w:p>
-    <w:p>
-      <w:pPr>
-        <w:jc w:val="both"/>
-        <w:rPr>
-          <w:rFonts w:ascii="Courier New" w:hAnsi="Courier New" w:cs="Courier New"/>
           <w:sz w:val="20"/>
           <w:szCs w:val="20"/>
+        </w:rPr>
+      </w:pPr>
+      <w:r>
+        <w:rPr>
+          <w:rFonts w:ascii="Courier New" w:hAnsi="Courier New" w:cs="Courier New"/>
           <w:color w:val="1F497D"/>
-        </w:rPr>
-      </w:pPr>
-      <w:r>
-        <w:rPr>
-          <w:rFonts w:ascii="Courier New" w:hAnsi="Courier New" w:cs="Courier New"/>
           <w:sz w:val="20"/>
           <w:szCs w:val="20"/>
+        </w:rPr>
+        <w:t xml:space="preserve">    elif age &lt;= 35: return “26-35”</w:t>
+      </w:r>
+    </w:p>
+    <w:p>
+      <w:pPr>
+        <w:jc w:val="both"/>
+        <w:rPr>
+          <w:rFonts w:ascii="Courier New" w:hAnsi="Courier New" w:cs="Courier New"/>
           <w:color w:val="1F497D"/>
-        </w:rPr>
-        <w:t xml:space="preserve">    elif age &lt;= 35: return “26-35”</w:t>
-      </w:r>
-    </w:p>
-    <w:p>
-      <w:pPr>
-        <w:jc w:val="both"/>
-        <w:rPr>
-          <w:rFonts w:ascii="Courier New" w:hAnsi="Courier New" w:cs="Courier New"/>
           <w:sz w:val="20"/>
           <w:szCs w:val="20"/>
+        </w:rPr>
+      </w:pPr>
+      <w:r>
+        <w:rPr>
+          <w:rFonts w:ascii="Courier New" w:hAnsi="Courier New" w:cs="Courier New"/>
           <w:color w:val="1F497D"/>
-        </w:rPr>
-      </w:pPr>
-      <w:r>
-        <w:rPr>
-          <w:rFonts w:ascii="Courier New" w:hAnsi="Courier New" w:cs="Courier New"/>
           <w:sz w:val="20"/>
           <w:szCs w:val="20"/>
+        </w:rPr>
+        <w:t xml:space="preserve">    elif age &lt;= 50: return “36-50”</w:t>
+      </w:r>
+    </w:p>
+    <w:p>
+      <w:pPr>
+        <w:jc w:val="both"/>
+        <w:rPr>
+          <w:rFonts w:ascii="Courier New" w:hAnsi="Courier New" w:cs="Courier New"/>
           <w:color w:val="1F497D"/>
-        </w:rPr>
-        <w:t xml:space="preserve">    elif age &lt;= 50: return “36-50”</w:t>
-      </w:r>
-    </w:p>
-    <w:p>
-      <w:pPr>
-        <w:jc w:val="both"/>
-        <w:rPr>
-          <w:rFonts w:ascii="Courier New" w:hAnsi="Courier New" w:cs="Courier New"/>
           <w:sz w:val="20"/>
           <w:szCs w:val="20"/>
+        </w:rPr>
+      </w:pPr>
+      <w:r>
+        <w:rPr>
+          <w:rFonts w:ascii="Courier New" w:hAnsi="Courier New" w:cs="Courier New"/>
           <w:color w:val="1F497D"/>
-        </w:rPr>
-      </w:pPr>
-      <w:r>
-        <w:rPr>
-          <w:rFonts w:ascii="Courier New" w:hAnsi="Courier New" w:cs="Courier New"/>
           <w:sz w:val="20"/>
           <w:szCs w:val="20"/>
+        </w:rPr>
+        <w:lastRenderedPageBreak/>
+        <w:t xml:space="preserve">    else: return “50+”</w:t>
+      </w:r>
+    </w:p>
+    <w:p>
+      <w:pPr>
+        <w:jc w:val="both"/>
+        <w:rPr>
+          <w:rFonts w:ascii="Courier New" w:hAnsi="Courier New" w:cs="Courier New"/>
           <w:color w:val="1F497D"/>
-        </w:rPr>
-        <w:t xml:space="preserve">    else: return “50+”</w:t>
-      </w:r>
-    </w:p>
-    <w:p>
-      <w:pPr>
-        <w:jc w:val="both"/>
-        <w:rPr>
-          <w:rFonts w:ascii="Courier New" w:hAnsi="Courier New" w:cs="Courier New"/>
           <w:sz w:val="20"/>
           <w:szCs w:val="20"/>
+        </w:rPr>
+      </w:pPr>
+      <w:r>
+        <w:rPr>
+          <w:rFonts w:ascii="Courier New" w:hAnsi="Courier New" w:cs="Courier New"/>
           <w:color w:val="1F497D"/>
-        </w:rPr>
-      </w:pPr>
-      <w:r>
-        <w:rPr>
-          <w:rFonts w:ascii="Courier New" w:hAnsi="Courier New" w:cs="Courier New"/>
           <w:sz w:val="20"/>
           <w:szCs w:val="20"/>
+        </w:rPr>
+        <w:t>df[‘Age Group’] = df[‘Age’].apply(age_group)</w:t>
+      </w:r>
+    </w:p>
+    <w:p>
+      <w:pPr>
+        <w:jc w:val="both"/>
+        <w:rPr>
+          <w:rFonts w:ascii="Times New Roman" w:hAnsi="Times New Roman" w:cs="Times New Roman"/>
+          <w:b/>
+          <w:sz w:val="24"/>
+          <w:szCs w:val="24"/>
+        </w:rPr>
+      </w:pPr>
+      <w:r>
+        <w:rPr>
+          <w:rFonts w:ascii="Times New Roman" w:hAnsi="Times New Roman" w:cs="Times New Roman"/>
+          <w:b/>
+          <w:sz w:val="24"/>
+          <w:szCs w:val="24"/>
+        </w:rPr>
+        <w:t>Step 4: Save Cleaned Dataset</w:t>
+      </w:r>
+    </w:p>
+    <w:p>
+      <w:pPr>
+        <w:jc w:val="both"/>
+        <w:rPr>
+          <w:rFonts w:ascii="Courier New" w:hAnsi="Courier New" w:cs="Courier New"/>
           <w:color w:val="1F497D"/>
-        </w:rPr>
-        <w:t xml:space="preserve">df[‘Age Group’] = df[‘Age’].apply(age_group)</w:t>
-      </w:r>
-    </w:p>
-    <w:p>
-      <w:pPr>
-        <w:jc w:val="both"/>
-        <w:rPr>
-          <w:b/>
-          <w:rFonts w:ascii="Times New Roman" w:hAnsi="Times New Roman" w:cs="Times New Roman"/>
-          <w:sz w:val="24"/>
-          <w:szCs w:val="24"/>
-        </w:rPr>
-      </w:pPr>
-      <w:r>
-        <w:rPr>
-          <w:b/>
-          <w:rFonts w:ascii="Times New Roman" w:hAnsi="Times New Roman" w:cs="Times New Roman"/>
-          <w:sz w:val="24"/>
-          <w:szCs w:val="24"/>
-        </w:rPr>
-        <w:t>Step 4: Save Cleaned Dataset</w:t>
-      </w:r>
-    </w:p>
-    <w:p>
-      <w:pPr>
-        <w:jc w:val="both"/>
-        <w:rPr>
-          <w:rFonts w:ascii="Courier New" w:hAnsi="Courier New" w:cs="Courier New"/>
           <w:sz w:val="20"/>
           <w:szCs w:val="20"/>
+        </w:rPr>
+      </w:pPr>
+      <w:r>
+        <w:rPr>
+          <w:rFonts w:ascii="Courier New" w:hAnsi="Courier New" w:cs="Courier New"/>
           <w:color w:val="1F497D"/>
-        </w:rPr>
-      </w:pPr>
-      <w:r>
-        <w:rPr>
-          <w:rFonts w:ascii="Courier New" w:hAnsi="Courier New" w:cs="Courier New"/>
           <w:sz w:val="20"/>
           <w:szCs w:val="20"/>
-          <w:color w:val="1F497D"/>
-        </w:rPr>
-        <w:t xml:space="preserve">df.to_csv(“_Retail_Sales_Dataset(1).csv”, index=False)</w:t>
-      </w:r>
-    </w:p>
-    <w:p>
-      <w:pPr>
-        <w:jc w:val="both"/>
-        <w:rPr>
-          <w:rFonts w:ascii="Times New Roman" w:hAnsi="Times New Roman" w:cs="Times New Roman"/>
-          <w:sz w:val="24"/>
-          <w:szCs w:val="24"/>
-        </w:rPr>
-      </w:pPr>
-      <w:r>
-        <w:rPr>
-          <w:rFonts w:ascii="Times New Roman" w:hAnsi="Times New Roman" w:cs="Times New Roman"/>
-          <w:sz w:val="24"/>
-          <w:szCs w:val="24"/>
-        </w:rPr>
-        <w:t xml:space="preserve">The cleaned dataset was exported to a new CSV file for further use in Power BI and machine learning pipelines. This Python-based preprocessing step ensures data quality and consistency before visualization and analysis.</w:t>
-      </w:r>
-    </w:p>
-    <w:p>
-      <w:pPr>
-        <w:jc w:val="both"/>
-        <w:rPr>
-          <w:rFonts w:ascii="Times New Roman" w:hAnsi="Times New Roman" w:cs="Times New Roman"/>
-          <w:sz w:val="24"/>
-          <w:szCs w:val="24"/>
-        </w:rPr>
-      </w:pPr>
-      <w:r>
-        <w:rPr>
-          <w:rFonts w:ascii="Times New Roman" w:hAnsi="Times New Roman" w:cs="Times New Roman"/>
-          <w:sz w:val="24"/>
-          <w:szCs w:val="24"/>
-        </w:rPr>
-        <w:t xml:space="preserve">Output: Data cleaning and transformation completed successfully.</w:t>
-      </w:r>
-    </w:p>
-    <w:p>
-      <w:pPr>
-        <w:jc w:val="both"/>
-        <w:rPr>
-          <w:rFonts w:ascii="Times New Roman" w:hAnsi="Times New Roman" w:cs="Times New Roman"/>
-          <w:sz w:val="24"/>
-          <w:szCs w:val="24"/>
-        </w:rPr>
-      </w:pPr>
-      <w:r>
-        <w:rPr>
-          <w:rFonts w:ascii="Times New Roman" w:hAnsi="Times New Roman" w:cs="Times New Roman"/>
-          <w:sz w:val="24"/>
-          <w:szCs w:val="24"/>
-        </w:rPr>
-        <w:t xml:space="preserve">4.4 Dashboard Development</w:t>
+        </w:rPr>
+        <w:t>df.to_csv(“_Retail_Sales_Dataset(1).csv”, index=False)</w:t>
+      </w:r>
+    </w:p>
+    <w:p>
+      <w:pPr>
+        <w:jc w:val="both"/>
+        <w:rPr>
+          <w:rFonts w:ascii="Times New Roman" w:hAnsi="Times New Roman" w:cs="Times New Roman"/>
+          <w:sz w:val="24"/>
+          <w:szCs w:val="24"/>
+        </w:rPr>
+      </w:pPr>
+      <w:r>
+        <w:rPr>
+          <w:rFonts w:ascii="Times New Roman" w:hAnsi="Times New Roman" w:cs="Times New Roman"/>
+          <w:sz w:val="24"/>
+          <w:szCs w:val="24"/>
+        </w:rPr>
+        <w:t>The cleaned dataset was exported to a new CSV file for further use in Power BI and machine learning pipelines. This Python-based preprocessing step ensures data quality and consistency before visualization and analysis.</w:t>
+      </w:r>
+    </w:p>
+    <w:p>
+      <w:pPr>
+        <w:jc w:val="both"/>
+        <w:rPr>
+          <w:rFonts w:ascii="Times New Roman" w:hAnsi="Times New Roman" w:cs="Times New Roman"/>
+          <w:sz w:val="24"/>
+          <w:szCs w:val="24"/>
+        </w:rPr>
+      </w:pPr>
+      <w:r>
+        <w:rPr>
+          <w:rFonts w:ascii="Times New Roman" w:hAnsi="Times New Roman" w:cs="Times New Roman"/>
+          <w:sz w:val="24"/>
+          <w:szCs w:val="24"/>
+        </w:rPr>
+        <w:t>Output: Data cleaning and transformation completed successfully.</w:t>
+      </w:r>
+    </w:p>
+    <w:p>
+      <w:pPr>
+        <w:jc w:val="both"/>
+        <w:rPr>
+          <w:rFonts w:ascii="Times New Roman" w:hAnsi="Times New Roman" w:cs="Times New Roman"/>
+          <w:sz w:val="24"/>
+          <w:szCs w:val="24"/>
+        </w:rPr>
+      </w:pPr>
+      <w:r>
+        <w:rPr>
+          <w:rFonts w:ascii="Times New Roman" w:hAnsi="Times New Roman" w:cs="Times New Roman"/>
+          <w:sz w:val="24"/>
+          <w:szCs w:val="24"/>
+        </w:rPr>
+        <w:t>4.4 Dashboard Development</w:t>
       </w:r>
     </w:p>
     <w:p>
@@ -2206,7 +2326,6 @@
           <w:rFonts w:ascii="Times New Roman" w:hAnsi="Times New Roman" w:cs="Times New Roman"/>
           <w:noProof/>
         </w:rPr>
-        <w:lastRenderedPageBreak/>
         <w:drawing>
           <wp:anchor distT="0" distB="0" distL="114300" distR="114300" simplePos="0" relativeHeight="251661312" behindDoc="0" locked="0" layoutInCell="1" allowOverlap="1" wp14:anchorId="29D07A3B" wp14:editId="7370B90D">
             <wp:simplePos x="0" y="0"/>
@@ -2256,6 +2375,12 @@
             </wp14:sizeRelV>
           </wp:anchor>
         </w:drawing>
+      </w:r>
+      <w:r>
+        <w:rPr>
+          <w:rFonts w:ascii="Times New Roman" w:hAnsi="Times New Roman" w:cs="Times New Roman"/>
+          <w:noProof/>
+        </w:rPr>
         <w:drawing>
           <wp:anchor distT="0" distB="0" distL="114300" distR="114300" simplePos="0" relativeHeight="251663360" behindDoc="0" locked="0" layoutInCell="1" allowOverlap="1" wp14:anchorId="3B98E8F1" wp14:editId="671E0399">
             <wp:simplePos x="0" y="0"/>
@@ -2348,7 +2473,18 @@
           <w:szCs w:val="24"/>
           <w:u w:val="single"/>
         </w:rPr>
+        <w:lastRenderedPageBreak/>
         <w:t>Figure 2: KPI Section</w:t>
+      </w:r>
+      <w:r>
+        <w:rPr>
+          <w:rFonts w:ascii="Times New Roman" w:hAnsi="Times New Roman" w:cs="Times New Roman"/>
+          <w:b/>
+          <w:bCs/>
+          <w:sz w:val="24"/>
+          <w:szCs w:val="24"/>
+          <w:u w:val="single"/>
+        </w:rPr>
         <w:br/>
       </w:r>
     </w:p>
@@ -2584,7 +2720,6 @@
           <w:sz w:val="24"/>
           <w:szCs w:val="24"/>
         </w:rPr>
-        <w:lastRenderedPageBreak/>
         <w:t>6. DATA ANALYSIS</w:t>
       </w:r>
     </w:p>
@@ -2734,6 +2869,7 @@
           <w:sz w:val="24"/>
           <w:szCs w:val="24"/>
         </w:rPr>
+        <w:lastRenderedPageBreak/>
         <w:drawing>
           <wp:anchor distT="0" distB="0" distL="114300" distR="114300" simplePos="0" relativeHeight="251667456" behindDoc="0" locked="0" layoutInCell="1" allowOverlap="1" wp14:anchorId="4A6E52BD" wp14:editId="056906B0">
             <wp:simplePos x="0" y="0"/>
@@ -2818,6 +2954,16 @@
           <w:u w:val="single"/>
         </w:rPr>
         <w:t>Figure 4: Sales by Product Category</w:t>
+      </w:r>
+      <w:r>
+        <w:rPr>
+          <w:rFonts w:ascii="Times New Roman" w:hAnsi="Times New Roman" w:cs="Times New Roman"/>
+          <w:b/>
+          <w:bCs/>
+          <w:sz w:val="24"/>
+          <w:szCs w:val="24"/>
+          <w:u w:val="single"/>
+        </w:rPr>
         <w:br/>
       </w:r>
     </w:p>
@@ -2909,6 +3055,13 @@
           <w:szCs w:val="24"/>
         </w:rPr>
         <w:t>Insight:</w:t>
+      </w:r>
+      <w:r>
+        <w:rPr>
+          <w:rFonts w:ascii="Times New Roman" w:hAnsi="Times New Roman" w:cs="Times New Roman"/>
+          <w:sz w:val="24"/>
+          <w:szCs w:val="24"/>
+        </w:rPr>
         <w:br/>
         <w:t>High-value and essential products are more preferred by customers.</w:t>
       </w:r>
@@ -3003,6 +3156,16 @@
           <w:u w:val="single"/>
         </w:rPr>
         <w:t>Figure 5: Sales by Gender</w:t>
+      </w:r>
+      <w:r>
+        <w:rPr>
+          <w:rFonts w:ascii="Times New Roman" w:hAnsi="Times New Roman" w:cs="Times New Roman"/>
+          <w:b/>
+          <w:bCs/>
+          <w:sz w:val="24"/>
+          <w:szCs w:val="24"/>
+          <w:u w:val="single"/>
+        </w:rPr>
         <w:br/>
       </w:r>
     </w:p>
@@ -3141,6 +3304,13 @@
           <w:szCs w:val="24"/>
         </w:rPr>
         <w:t>Insight:</w:t>
+      </w:r>
+      <w:r>
+        <w:rPr>
+          <w:rFonts w:ascii="Times New Roman" w:hAnsi="Times New Roman" w:cs="Times New Roman"/>
+          <w:sz w:val="24"/>
+          <w:szCs w:val="24"/>
+        </w:rPr>
         <w:br/>
         <w:t>The customer base is well-balanced across genders.</w:t>
       </w:r>
@@ -3167,6 +3337,16 @@
           <w:u w:val="single"/>
         </w:rPr>
         <w:t>Figure 6: Sales by Age Group</w:t>
+      </w:r>
+      <w:r>
+        <w:rPr>
+          <w:rFonts w:ascii="Times New Roman" w:hAnsi="Times New Roman" w:cs="Times New Roman"/>
+          <w:b/>
+          <w:bCs/>
+          <w:sz w:val="24"/>
+          <w:szCs w:val="24"/>
+          <w:u w:val="single"/>
+        </w:rPr>
         <w:br/>
       </w:r>
     </w:p>
@@ -3280,6 +3460,13 @@
           <w:szCs w:val="24"/>
         </w:rPr>
         <w:t>Insight:</w:t>
+      </w:r>
+      <w:r>
+        <w:rPr>
+          <w:rFonts w:ascii="Times New Roman" w:hAnsi="Times New Roman" w:cs="Times New Roman"/>
+          <w:sz w:val="24"/>
+          <w:szCs w:val="24"/>
+        </w:rPr>
         <w:br/>
         <w:t>Middle-aged customers are the primary revenue contributors.</w:t>
       </w:r>
@@ -4618,6 +4805,7 @@
                 <w:sz w:val="24"/>
                 <w:szCs w:val="24"/>
               </w:rPr>
+              <w:lastRenderedPageBreak/>
               <w:t>Step</w:t>
             </w:r>
           </w:p>
@@ -4685,7 +4873,6 @@
                 <w:sz w:val="24"/>
                 <w:szCs w:val="24"/>
               </w:rPr>
-              <w:lastRenderedPageBreak/>
               <w:t>Expected Result</w:t>
             </w:r>
           </w:p>
@@ -10925,6 +11112,29 @@
       <w:spacing w:val="5"/>
     </w:rPr>
   </w:style>
+  <w:style w:type="character" w:styleId="Hyperlink">
+    <w:name w:val="Hyperlink"/>
+    <w:basedOn w:val="DefaultParagraphFont"/>
+    <w:uiPriority w:val="99"/>
+    <w:unhideWhenUsed/>
+    <w:rsid w:val="009C3787"/>
+    <w:rPr>
+      <w:color w:val="0563C1" w:themeColor="hyperlink"/>
+      <w:u w:val="single"/>
+    </w:rPr>
+  </w:style>
+  <w:style w:type="character" w:styleId="UnresolvedMention">
+    <w:name w:val="Unresolved Mention"/>
+    <w:basedOn w:val="DefaultParagraphFont"/>
+    <w:uiPriority w:val="99"/>
+    <w:semiHidden/>
+    <w:unhideWhenUsed/>
+    <w:rsid w:val="009C3787"/>
+    <w:rPr>
+      <w:color w:val="605E5C"/>
+      <w:shd w:val="clear" w:color="auto" w:fill="E1DFDD"/>
+    </w:rPr>
+  </w:style>
 </w:styles>
 </file>
 
